--- a/Diplomarbeit/Schreiben/4.2_Grundlagen_photovoltaischer_Energieversorgung.docx
+++ b/Diplomarbeit/Schreiben/4.2_Grundlagen_photovoltaischer_Energieversorgung.docx
@@ -37,7 +37,47 @@
           <w:sz w:val="32"/>
           <w:szCs w:val="32"/>
         </w:rPr>
-        <w:t>4.2 Grundlagen photovoltaischer Energieversorgung</w:t>
+        <w:t xml:space="preserve">4.2 Grundlagen </w:t>
+      </w:r>
+      <w:r>
+        <w:rPr>
+          <w:rFonts w:cs="Arial"/>
+          <w:b/>
+          <w:bCs/>
+          <w:sz w:val="32"/>
+          <w:szCs w:val="32"/>
+        </w:rPr>
+        <w:t>photovoltai</w:t>
+      </w:r>
+      <w:r>
+        <w:rPr>
+          <w:rFonts w:cs="Arial"/>
+          <w:b/>
+          <w:bCs/>
+          <w:sz w:val="32"/>
+          <w:szCs w:val="32"/>
+        </w:rPr>
+        <w:t>sc</w:t>
+      </w:r>
+      <w:r>
+        <w:rPr>
+          <w:rFonts w:cs="Arial"/>
+          <w:b/>
+          <w:bCs/>
+          <w:sz w:val="32"/>
+          <w:szCs w:val="32"/>
+        </w:rPr>
+        <w:t>her</w:t>
+      </w:r>
+      <w:r>
+        <w:rPr>
+          <w:rFonts w:cs="Arial"/>
+          <w:b/>
+          <w:bCs/>
+          <w:sz w:val="32"/>
+          <w:szCs w:val="32"/>
+        </w:rPr>
+        <w:t xml:space="preserve"> Energieversorgung</w:t>
       </w:r>
     </w:p>
     <w:p>
@@ -59,7 +99,27 @@
           <w:sz w:val="28"/>
           <w:szCs w:val="28"/>
         </w:rPr>
-        <w:t>4.2.1 Funktionsweise von Solarzellen</w:t>
+        <w:t>4.2.</w:t>
+      </w:r>
+      <w:r>
+        <w:rPr>
+          <w:rFonts w:cs="Arial"/>
+          <w:b/>
+          <w:bCs/>
+          <w:sz w:val="28"/>
+          <w:szCs w:val="28"/>
+        </w:rPr>
+        <w:t>1</w:t>
+      </w:r>
+      <w:r>
+        <w:rPr>
+          <w:rFonts w:cs="Arial"/>
+          <w:b/>
+          <w:bCs/>
+          <w:sz w:val="28"/>
+          <w:szCs w:val="28"/>
+        </w:rPr>
+        <w:t xml:space="preserve"> Kennlinien und Maximum Power Point Tracking</w:t>
       </w:r>
     </w:p>
     <w:p>
@@ -74,7 +134,7 @@
         <w:rPr>
           <w:rFonts w:cs="Arial"/>
         </w:rPr>
-        <w:t>Solarzellen wandeln Sonnenlicht direkt in elektrische Energie um. Dieser Vorgang basiert auf dem photovoltaischen Effekt, der in Halbleitermaterialien auftritt. Die meisten Solarzellen bestehen aus Silizium, das in zwei Schichten aufgebaut ist: eine n-dotierte Schicht mit Elektronenüberschuss und eine p-dotierte Schicht mit Elektronenmangel.</w:t>
+        <w:t>Die Leistung einer Solarzelle ist nicht konstant, sondern hängt von der Spannung ab, bei der sie betrieben wird. Diese Abhängigkeit wird in der sogenannten I-U-Kennlinie (Strom-Spannungs-Kennlinie) dargestellt. Dabei zeigt sich, dass es einen optimalen Arbeitspunkt gibt, an dem das Produkt aus Spannung und Strom – also die Leistung – maximal ist. Dieser Punkt wird als Maximum Power Point (MPP) bezeichnet.</w:t>
       </w:r>
     </w:p>
     <w:p>
@@ -89,7 +149,7 @@
         <w:rPr>
           <w:rFonts w:cs="Arial"/>
         </w:rPr>
-        <w:t>Wenn Sonnenlicht auf die Solarzelle trifft, werden Elektronen aus ihren Bindungen gelöst und beginnen zu wandern. Durch die Dotierung entsteht an der Grenzschicht ein elektrisches Feld, das die freien Elektronen in eine bestimmte Richtung zwingt. Dieser gerichtete Elektronenfluss ist elektrischer Strom, der über Metallkontakte an der Vorder- und Rückseite der Zelle abgegriffen werden kann.</w:t>
+        <w:t>Das Problem ist, dass sich dieser MPP ständig verändert, je nach Sonneneinstrahlung, Temperatur und Verschattung. Bei voller Sonne liegt er an einem anderen Punkt als bei bewölktem Himmel. Außerdem sinkt die optimale Spannung, wenn die Temperatur der Module steigt.</w:t>
       </w:r>
     </w:p>
     <w:p>
@@ -104,21 +164,22 @@
         <w:rPr>
           <w:rFonts w:cs="Arial"/>
         </w:rPr>
-        <w:t xml:space="preserve">Mehrere Solarzellen werden zu einem Photovoltaik-Modul zusammengeschaltet. Das in diesem Projekt verwendete </w:t>
-      </w:r>
-      <w:proofErr w:type="spellStart"/>
-      <w:r>
-        <w:rPr>
-          <w:rFonts w:cs="Arial"/>
-        </w:rPr>
-        <w:t>enjoysolar</w:t>
-      </w:r>
-      <w:proofErr w:type="spellEnd"/>
-      <w:r>
-        <w:rPr>
-          <w:rFonts w:cs="Arial"/>
-        </w:rPr>
-        <w:t xml:space="preserve"> 180W Panel besteht aus vielen solcher Zellen, die in Reihe geschaltet sind, um eine höhere Ausgangsspannung zu erreichen.</w:t>
+        <w:t>Hier kommt das Maximum Power Point Tracking (MPPT) ins Spiel. Ein MPPT-Regler überwacht kontinuierlich die Spannung und den Strom des PV-Moduls und passt seine interne Last so an, dass immer am MPP gearbeitet wird. Praktisch bedeutet das: Der MPPT-Regler „sucht" ständig nach dem Punkt mit der höchsten Leistung und stellt sich darauf ein.</w:t>
+      </w:r>
+    </w:p>
+    <w:p>
+      <w:pPr>
+        <w:ind w:left="708"/>
+        <w:jc w:val="both"/>
+        <w:rPr>
+          <w:rFonts w:cs="Arial"/>
+        </w:rPr>
+      </w:pPr>
+      <w:r>
+        <w:rPr>
+          <w:rFonts w:cs="Arial"/>
+        </w:rPr>
+        <w:t>Der im Projekt verwendete Victron MultiPlus hat einen integrierten MPPT-Laderegler, der diese Aufgabe übernimmt. Dadurch kann bis zu 30% mehr Energie aus dem PV-Modul gewonnen werden im Vergleich zu einem einfachen Laderegler ohne MPPT-Funktion.</w:t>
       </w:r>
     </w:p>
     <w:p>
@@ -148,7 +209,27 @@
           <w:sz w:val="28"/>
           <w:szCs w:val="28"/>
         </w:rPr>
-        <w:t>4.2.2 Kennlinien und Maximum Power Point Tracking</w:t>
+        <w:t>4.2.</w:t>
+      </w:r>
+      <w:r>
+        <w:rPr>
+          <w:rFonts w:cs="Arial"/>
+          <w:b/>
+          <w:bCs/>
+          <w:sz w:val="28"/>
+          <w:szCs w:val="28"/>
+        </w:rPr>
+        <w:t>2</w:t>
+      </w:r>
+      <w:r>
+        <w:rPr>
+          <w:rFonts w:cs="Arial"/>
+          <w:b/>
+          <w:bCs/>
+          <w:sz w:val="28"/>
+          <w:szCs w:val="28"/>
+        </w:rPr>
+        <w:t xml:space="preserve"> Einfluss von Wetter und Jahreszeit</w:t>
       </w:r>
     </w:p>
     <w:p>
@@ -163,7 +244,7 @@
         <w:rPr>
           <w:rFonts w:cs="Arial"/>
         </w:rPr>
-        <w:t>Die Leistung einer Solarzelle ist nicht konstant, sondern hängt von der Spannung ab, bei der sie betrieben wird. Diese Abhängigkeit wird in der sogenannten I-U-Kennlinie (Strom-Spannungs-Kennlinie) dargestellt. Dabei zeigt sich, dass es einen optimalen Arbeitspunkt gibt, an dem das Produkt aus Spannung und Strom – also die Leistung – maximal ist. Dieser Punkt wird als Maximum Power Point (MPP) bezeichnet.</w:t>
+        <w:t>Die Energieausbeute eines Photovoltaik-Systems schwankt stark je nach Wetterlage und Jahreszeit. Diese Schwankungen müssen bei der Auslegung eines autarken Systems unbedingt berücksichtigt werden.</w:t>
       </w:r>
     </w:p>
     <w:p>
@@ -177,8 +258,16 @@
       <w:r>
         <w:rPr>
           <w:rFonts w:cs="Arial"/>
-        </w:rPr>
-        <w:t>Das Problem ist, dass sich dieser MPP ständig verändert, je nach Sonneneinstrahlung, Temperatur und Verschattung. Bei voller Sonne liegt er an einem anderen Punkt als bei bewölktem Himmel. Außerdem sinkt die optimale Spannung, wenn die Temperatur der Module steigt.</w:t>
+          <w:b/>
+          <w:bCs/>
+        </w:rPr>
+        <w:t>Jahreszeitliche Schwankungen:</w:t>
+      </w:r>
+      <w:r>
+        <w:rPr>
+          <w:rFonts w:cs="Arial"/>
+        </w:rPr>
+        <w:t xml:space="preserve"> Im Sommer steht die Sonne höher am Himmel und die Tage sind länger. In Österreich können im Juni bis zu 15 Sonnenstunden erreicht werden, während es im Dezember nur etwa 8 Stunden sind. Zusätzlich ist die Einstrahlungsintensität im Winter deutlich geringer, da die Sonnenstrahlen in einem flacheren Winkel auftreffen. Dadurch produziert ein PV-Modul im Winter oft nur 20-30% der Sommerleistung.</w:t>
       </w:r>
     </w:p>
     <w:p>
@@ -192,8 +281,16 @@
       <w:r>
         <w:rPr>
           <w:rFonts w:cs="Arial"/>
-        </w:rPr>
-        <w:t>Hier kommt das Maximum Power Point Tracking (MPPT) ins Spiel. Ein MPPT-Regler überwacht kontinuierlich die Spannung und den Strom des PV-Moduls und passt seine interne Last so an, dass immer am MPP gearbeitet wird. Praktisch bedeutet das: Der MPPT-Regler „sucht" ständig nach dem Punkt mit der höchsten Leistung und stellt sich darauf ein.</w:t>
+          <w:b/>
+          <w:bCs/>
+        </w:rPr>
+        <w:t>Wettereinflüsse:</w:t>
+      </w:r>
+      <w:r>
+        <w:rPr>
+          <w:rFonts w:cs="Arial"/>
+        </w:rPr>
+        <w:t xml:space="preserve"> Bei bewölktem Himmel sinkt die Leistung drastisch. Während ein 180W-Panel bei voller Sonne tatsächlich etwa 180W liefert, können es bei dichter Bewölkung nur noch 20-40W sein. Bei Regen oder Schnee reduziert sich die Leistung noch weiter. Besonders kritisch sind mehrere trübe Tage hintereinander im Winter, wo kaum Energie erzeugt wird.</w:t>
       </w:r>
     </w:p>
     <w:p>
@@ -207,66 +304,16 @@
       <w:r>
         <w:rPr>
           <w:rFonts w:cs="Arial"/>
-        </w:rPr>
-        <w:t xml:space="preserve">Der im Projekt verwendete </w:t>
-      </w:r>
-      <w:proofErr w:type="spellStart"/>
-      <w:r>
-        <w:rPr>
-          <w:rFonts w:cs="Arial"/>
-        </w:rPr>
-        <w:t>Victron</w:t>
-      </w:r>
-      <w:proofErr w:type="spellEnd"/>
-      <w:r>
-        <w:rPr>
-          <w:rFonts w:cs="Arial"/>
-        </w:rPr>
-        <w:t xml:space="preserve"> </w:t>
-      </w:r>
-      <w:proofErr w:type="spellStart"/>
-      <w:r>
-        <w:rPr>
-          <w:rFonts w:cs="Arial"/>
-        </w:rPr>
-        <w:t>MultiPlus</w:t>
-      </w:r>
-      <w:proofErr w:type="spellEnd"/>
-      <w:r>
-        <w:rPr>
-          <w:rFonts w:cs="Arial"/>
-        </w:rPr>
-        <w:t xml:space="preserve"> hat einen integrierten MPPT-Laderegler, der diese Aufgabe übernimmt. Dadurch kann bis zu 30% mehr Energie aus dem PV-Modul gewonnen werden im Vergleich zu einem einfachen Laderegler ohne MPPT-Funktion.</w:t>
-      </w:r>
-    </w:p>
-    <w:p>
-      <w:pPr>
-        <w:ind w:left="708"/>
-        <w:rPr>
-          <w:rFonts w:cs="Arial"/>
-        </w:rPr>
-      </w:pPr>
-    </w:p>
-    <w:p>
-      <w:pPr>
-        <w:ind w:left="708"/>
-        <w:rPr>
-          <w:rFonts w:cs="Arial"/>
-          <w:b/>
-          <w:bCs/>
-          <w:sz w:val="28"/>
-          <w:szCs w:val="28"/>
-        </w:rPr>
-      </w:pPr>
-      <w:r>
-        <w:rPr>
-          <w:rFonts w:cs="Arial"/>
-          <w:b/>
-          <w:bCs/>
-          <w:sz w:val="28"/>
-          <w:szCs w:val="28"/>
-        </w:rPr>
-        <w:t>4.2.3 Einfluss von Wetter und Jahreszeit</w:t>
+          <w:b/>
+          <w:bCs/>
+        </w:rPr>
+        <w:t>Temperatureffekt:</w:t>
+      </w:r>
+      <w:r>
+        <w:rPr>
+          <w:rFonts w:cs="Arial"/>
+        </w:rPr>
+        <w:t xml:space="preserve"> Paradoxerweise arbeiten Solarzellen bei niedrigeren Temperaturen effizienter. Im Sommer kann die Modultemperatur über 60°C erreichen, was die Leistung um etwa 10-15% reduziert. Im Winter hingegen profitiert man von der besseren Effizienz bei kalten Temperaturen.</w:t>
       </w:r>
     </w:p>
     <w:p>
@@ -281,106 +328,8 @@
         <w:rPr>
           <w:rFonts w:cs="Arial"/>
         </w:rPr>
-        <w:t>Die Energieausbeute eines Photovoltaik-Systems schwankt stark je nach Wetterlage und Jahreszeit. Diese Schwankungen müssen bei der Auslegung eines autarken Systems unbedingt berücksichtigt werden.</w:t>
-      </w:r>
-    </w:p>
-    <w:p>
-      <w:pPr>
-        <w:ind w:left="708"/>
-        <w:jc w:val="both"/>
-        <w:rPr>
-          <w:rFonts w:cs="Arial"/>
-        </w:rPr>
-      </w:pPr>
-      <w:r>
-        <w:rPr>
-          <w:rFonts w:cs="Arial"/>
-          <w:b/>
-          <w:bCs/>
-        </w:rPr>
         <w:lastRenderedPageBreak/>
-        <w:t>Jahreszeitliche Schwankungen:</w:t>
-      </w:r>
-      <w:r>
-        <w:rPr>
-          <w:rFonts w:cs="Arial"/>
-        </w:rPr>
-        <w:t xml:space="preserve"> Im Sommer steht die Sonne höher am Himmel und die Tage sind länger. In Österreich können im Juni bis zu 15 Sonnenstunden erreicht werden, während es im Dezember nur etwa 8 Stunden sind. Zusätzlich ist die Einstrahlungsintensität im Winter deutlich geringer, da die Sonnenstrahlen in einem flacheren Winkel auftreffen. Dadurch produziert ein PV-Modul im Winter oft nur 20-30% der Sommerleistung.</w:t>
-      </w:r>
-    </w:p>
-    <w:p>
-      <w:pPr>
-        <w:ind w:left="708"/>
-        <w:jc w:val="both"/>
-        <w:rPr>
-          <w:rFonts w:cs="Arial"/>
-        </w:rPr>
-      </w:pPr>
-      <w:r>
-        <w:rPr>
-          <w:rFonts w:cs="Arial"/>
-          <w:b/>
-          <w:bCs/>
-        </w:rPr>
-        <w:t>Wettereinflüsse:</w:t>
-      </w:r>
-      <w:r>
-        <w:rPr>
-          <w:rFonts w:cs="Arial"/>
-        </w:rPr>
-        <w:t xml:space="preserve"> Bei bewölktem Himmel sinkt die Leistung drastisch. Während ein 180W-Panel bei voller Sonne tatsächlich etwa 180W liefert, können es bei dichter Bewölkung nur noch 20-40W sein. Bei Regen oder Schnee reduziert sich die Leistung noch weiter. Besonders kritisch sind mehrere trübe Tage hintereinander im Winter, wo kaum Energie erzeugt wird.</w:t>
-      </w:r>
-    </w:p>
-    <w:p>
-      <w:pPr>
-        <w:ind w:left="708"/>
-        <w:jc w:val="both"/>
-        <w:rPr>
-          <w:rFonts w:cs="Arial"/>
-        </w:rPr>
-      </w:pPr>
-      <w:r>
-        <w:rPr>
-          <w:rFonts w:cs="Arial"/>
-          <w:b/>
-          <w:bCs/>
-        </w:rPr>
-        <w:t>Temperatureffekt:</w:t>
-      </w:r>
-      <w:r>
-        <w:rPr>
-          <w:rFonts w:cs="Arial"/>
-        </w:rPr>
-        <w:t xml:space="preserve"> Paradoxerweise arbeiten Solarzellen bei niedrigeren Temperaturen effizienter. Im Sommer kann die Modultemperatur über 60°C erreichen, was die Leistung um etwa 10-15% reduziert. Im Winter hingegen profitiert man von der besseren Effizienz bei kalten Temperaturen.</w:t>
-      </w:r>
-    </w:p>
-    <w:p>
-      <w:pPr>
-        <w:ind w:left="708"/>
-        <w:jc w:val="both"/>
-        <w:rPr>
-          <w:rFonts w:cs="Arial"/>
-        </w:rPr>
-      </w:pPr>
-      <w:r>
-        <w:rPr>
-          <w:rFonts w:cs="Arial"/>
-        </w:rPr>
-        <w:t>Für die Dimensionierung des Systems ist daher der Winter-</w:t>
-      </w:r>
-      <w:proofErr w:type="spellStart"/>
-      <w:r>
-        <w:rPr>
-          <w:rFonts w:cs="Arial"/>
-        </w:rPr>
-        <w:t>Worst</w:t>
-      </w:r>
-      <w:proofErr w:type="spellEnd"/>
-      <w:r>
-        <w:rPr>
-          <w:rFonts w:cs="Arial"/>
-        </w:rPr>
-        <w:t>-Case entscheidend: Wenige Sonnenstunden, geringe Einstrahlungsintensität und möglicherweise mehrere bewölkte Tage hintereinander.</w:t>
+        <w:t>Für die Dimensionierung des Systems ist daher der Winter-Worst-Case entscheidend: Wenige Sonnenstunden, geringe Einstrahlungsintensität und möglicherweise mehrere bewölkte Tage hintereinander.</w:t>
       </w:r>
     </w:p>
     <w:p>
@@ -1005,6 +954,7 @@
   <w:style w:type="character" w:default="1" w:styleId="Absatz-Standardschriftart">
     <w:name w:val="Default Paragraph Font"/>
     <w:uiPriority w:val="1"/>
+    <w:semiHidden/>
     <w:unhideWhenUsed/>
   </w:style>
   <w:style w:type="table" w:default="1" w:styleId="NormaleTabelle">

--- a/Diplomarbeit/Schreiben/4.2_Grundlagen_photovoltaischer_Energieversorgung.docx
+++ b/Diplomarbeit/Schreiben/4.2_Grundlagen_photovoltaischer_Energieversorgung.docx
@@ -4,6 +4,7 @@
   <w:body>
     <w:p>
       <w:pPr>
+        <w:jc w:val="both"/>
         <w:rPr>
           <w:rFonts w:cs="Arial"/>
           <w:b/>
@@ -21,6 +22,7 @@
     </w:p>
     <w:p>
       <w:pPr>
+        <w:jc w:val="both"/>
         <w:rPr>
           <w:rFonts w:cs="Arial"/>
           <w:b/>
@@ -83,6 +85,7 @@
     <w:p>
       <w:pPr>
         <w:ind w:left="708"/>
+        <w:jc w:val="both"/>
         <w:rPr>
           <w:rFonts w:cs="Arial"/>
           <w:b/>
@@ -164,7 +167,19 @@
         <w:rPr>
           <w:rFonts w:cs="Arial"/>
         </w:rPr>
-        <w:t>Hier kommt das Maximum Power Point Tracking (MPPT) ins Spiel. Ein MPPT-Regler überwacht kontinuierlich die Spannung und den Strom des PV-Moduls und passt seine interne Last so an, dass immer am MPP gearbeitet wird. Praktisch bedeutet das: Der MPPT-Regler „sucht" ständig nach dem Punkt mit der höchsten Leistung und stellt sich darauf ein.</w:t>
+        <w:t xml:space="preserve">Hier kommt das Maximum Power Point Tracking (MPPT) ins Spiel. Ein MPPT-Regler überwacht kontinuierlich die Spannung und den Strom des PV-Moduls und passt seine interne Last, also den vom PV-Modul wahrgenommenen Eingangswiderstand, dynamisch an. Dieser Eingangswiderstand wird durch die interne Leistungselektronik des Reglers, insbesondere den DC-DC-Wandler, </w:t>
+      </w:r>
+      <w:r>
+        <w:rPr>
+          <w:rFonts w:cs="Arial"/>
+        </w:rPr>
+        <w:t>erzeugt</w:t>
+      </w:r>
+      <w:r>
+        <w:rPr>
+          <w:rFonts w:cs="Arial"/>
+        </w:rPr>
+        <w:t>. Praktisch bedeutet das: Der MPPT-Regler „sucht“ kontinuierlich nach dem Punkt mit der höchsten Leistung und stellt sein Betriebsverhalten so ein, dass das PV-Modul möglichst am Maximum Power Point (MPP) arbeitet.</w:t>
       </w:r>
     </w:p>
     <w:p>
@@ -185,6 +200,7 @@
     <w:p>
       <w:pPr>
         <w:ind w:left="708"/>
+        <w:jc w:val="both"/>
         <w:rPr>
           <w:rFonts w:cs="Arial"/>
         </w:rPr>
@@ -193,148 +209,400 @@
     <w:p>
       <w:pPr>
         <w:ind w:left="708"/>
-        <w:rPr>
-          <w:rFonts w:cs="Arial"/>
-          <w:b/>
-          <w:bCs/>
+        <w:jc w:val="both"/>
+        <w:rPr>
+          <w:rFonts w:cs="Arial"/>
           <w:sz w:val="28"/>
           <w:szCs w:val="28"/>
         </w:rPr>
       </w:pPr>
       <w:r>
         <w:rPr>
-          <w:rFonts w:cs="Arial"/>
-          <w:b/>
-          <w:bCs/>
+          <w:rFonts w:eastAsia="Times New Roman" w:cs="Times New Roman"/>
+          <w:b/>
+          <w:bCs/>
+          <w:kern w:val="0"/>
           <w:sz w:val="28"/>
           <w:szCs w:val="28"/>
-        </w:rPr>
-        <w:t>4.2.</w:t>
-      </w:r>
-      <w:r>
-        <w:rPr>
-          <w:rFonts w:cs="Arial"/>
-          <w:b/>
-          <w:bCs/>
-          <w:sz w:val="28"/>
-          <w:szCs w:val="28"/>
-        </w:rPr>
-        <w:t>2</w:t>
-      </w:r>
-      <w:r>
-        <w:rPr>
-          <w:rFonts w:cs="Arial"/>
-          <w:b/>
-          <w:bCs/>
-          <w:sz w:val="28"/>
-          <w:szCs w:val="28"/>
-        </w:rPr>
-        <w:t xml:space="preserve"> Einfluss von Wetter und Jahreszeit</w:t>
-      </w:r>
-    </w:p>
-    <w:p>
-      <w:pPr>
+          <w:lang w:eastAsia="de-AT"/>
+          <w14:ligatures w14:val="none"/>
+        </w:rPr>
+        <w:t>4.2.2 Einfluss von Wetter und Jahreszeit</w:t>
+      </w:r>
+    </w:p>
+    <w:p>
+      <w:pPr>
+        <w:spacing w:before="100" w:beforeAutospacing="1" w:after="100" w:afterAutospacing="1" w:line="240" w:lineRule="auto"/>
         <w:ind w:left="708"/>
         <w:jc w:val="both"/>
         <w:rPr>
-          <w:rFonts w:cs="Arial"/>
-        </w:rPr>
-      </w:pPr>
-      <w:r>
-        <w:rPr>
-          <w:rFonts w:cs="Arial"/>
+          <w:rFonts w:eastAsia="Times New Roman" w:cs="Times New Roman"/>
+          <w:kern w:val="0"/>
+          <w:lang w:eastAsia="de-AT"/>
+          <w14:ligatures w14:val="none"/>
+        </w:rPr>
+      </w:pPr>
+      <w:r>
+        <w:rPr>
+          <w:rFonts w:eastAsia="Times New Roman" w:cs="Times New Roman"/>
+          <w:kern w:val="0"/>
+          <w:lang w:eastAsia="de-AT"/>
+          <w14:ligatures w14:val="none"/>
         </w:rPr>
         <w:t>Die Energieausbeute eines Photovoltaik-Systems schwankt stark je nach Wetterlage und Jahreszeit. Diese Schwankungen müssen bei der Auslegung eines autarken Systems unbedingt berücksichtigt werden.</w:t>
       </w:r>
     </w:p>
     <w:p>
       <w:pPr>
+        <w:spacing w:before="100" w:beforeAutospacing="1" w:after="100" w:afterAutospacing="1" w:line="240" w:lineRule="auto"/>
         <w:ind w:left="708"/>
         <w:jc w:val="both"/>
         <w:rPr>
-          <w:rFonts w:cs="Arial"/>
-        </w:rPr>
-      </w:pPr>
-      <w:r>
-        <w:rPr>
-          <w:rFonts w:cs="Arial"/>
-          <w:b/>
-          <w:bCs/>
+          <w:rFonts w:eastAsia="Times New Roman" w:cs="Times New Roman"/>
+          <w:kern w:val="0"/>
+          <w:lang w:eastAsia="de-AT"/>
+          <w14:ligatures w14:val="none"/>
+        </w:rPr>
+      </w:pPr>
+      <w:r>
+        <w:rPr>
+          <w:rFonts w:eastAsia="Times New Roman" w:cs="Times New Roman"/>
+          <w:b/>
+          <w:bCs/>
+          <w:kern w:val="0"/>
+          <w:lang w:eastAsia="de-AT"/>
+          <w14:ligatures w14:val="none"/>
         </w:rPr>
         <w:t>Jahreszeitliche Schwankungen:</w:t>
       </w:r>
       <w:r>
         <w:rPr>
-          <w:rFonts w:cs="Arial"/>
-        </w:rPr>
-        <w:t xml:space="preserve"> Im Sommer steht die Sonne höher am Himmel und die Tage sind länger. In Österreich können im Juni bis zu 15 Sonnenstunden erreicht werden, während es im Dezember nur etwa 8 Stunden sind. Zusätzlich ist die Einstrahlungsintensität im Winter deutlich geringer, da die Sonnenstrahlen in einem flacheren Winkel auftreffen. Dadurch produziert ein PV-Modul im Winter oft nur 20-30% der Sommerleistung.</w:t>
-      </w:r>
-    </w:p>
-    <w:p>
-      <w:pPr>
+          <w:rFonts w:eastAsia="Times New Roman" w:cs="Times New Roman"/>
+          <w:kern w:val="0"/>
+          <w:lang w:eastAsia="de-AT"/>
+          <w14:ligatures w14:val="none"/>
+        </w:rPr>
+        <w:t xml:space="preserve"> Im Sommer steht die Sonne höher am Himmel und die Tage sind länger. In Österreich können im Juni bis zu 15 Sonnenstunden erreicht werden, während es im Dezember nur etwa 8 Stunden sind [1]. Zusätzlich ist die Einstrahlungsintensität im Winter deutlich geringer, da die Sonnenstrahlen in einem flacheren Winkel auftreffen. Laut PVGIS-Daten für Österreich produziert ein PV-Modul im Winter oft nur 20-30% der Sommerleistung [2].</w:t>
+      </w:r>
+    </w:p>
+    <w:p>
+      <w:pPr>
+        <w:spacing w:before="100" w:beforeAutospacing="1" w:after="100" w:afterAutospacing="1" w:line="240" w:lineRule="auto"/>
         <w:ind w:left="708"/>
         <w:jc w:val="both"/>
         <w:rPr>
-          <w:rFonts w:cs="Arial"/>
-        </w:rPr>
-      </w:pPr>
-      <w:r>
-        <w:rPr>
-          <w:rFonts w:cs="Arial"/>
-          <w:b/>
-          <w:bCs/>
+          <w:rFonts w:eastAsia="Times New Roman" w:cs="Times New Roman"/>
+          <w:kern w:val="0"/>
+          <w:lang w:eastAsia="de-AT"/>
+          <w14:ligatures w14:val="none"/>
+        </w:rPr>
+      </w:pPr>
+      <w:r>
+        <w:rPr>
+          <w:rFonts w:eastAsia="Times New Roman" w:cs="Times New Roman"/>
+          <w:b/>
+          <w:bCs/>
+          <w:kern w:val="0"/>
+          <w:lang w:eastAsia="de-AT"/>
+          <w14:ligatures w14:val="none"/>
         </w:rPr>
         <w:t>Wettereinflüsse:</w:t>
       </w:r>
       <w:r>
         <w:rPr>
-          <w:rFonts w:cs="Arial"/>
-        </w:rPr>
-        <w:t xml:space="preserve"> Bei bewölktem Himmel sinkt die Leistung drastisch. Während ein 180W-Panel bei voller Sonne tatsächlich etwa 180W liefert, können es bei dichter Bewölkung nur noch 20-40W sein. Bei Regen oder Schnee reduziert sich die Leistung noch weiter. Besonders kritisch sind mehrere trübe Tage hintereinander im Winter, wo kaum Energie erzeugt wird.</w:t>
-      </w:r>
-    </w:p>
-    <w:p>
-      <w:pPr>
+          <w:rFonts w:eastAsia="Times New Roman" w:cs="Times New Roman"/>
+          <w:kern w:val="0"/>
+          <w:lang w:eastAsia="de-AT"/>
+          <w14:ligatures w14:val="none"/>
+        </w:rPr>
+        <w:t xml:space="preserve"> Bei bewölktem Himmel sinkt die Leistung drastisch. Während das verwendete enjoysolar 180W Panel bei Standard-Testbedingungen (1000 W/m² Einstrahlung, 25°C) seine Nennleistung von 180W erreicht, reduziert sich die Ausgangsleistung bei geringerer Einstrahlung proportional [3]. Bei dichter Bewölkung (ca. 200 W/m² Einstrahlung) liefert das Modul nur noch etwa 20-40W. Bei Regen oder Schnee reduziert sich die Leistung noch weiter. Besonders kritisch sind mehrere trübe Tage hintereinander im Winter, wo kaum Energie erzeugt wird.</w:t>
+      </w:r>
+    </w:p>
+    <w:p>
+      <w:pPr>
+        <w:spacing w:before="100" w:beforeAutospacing="1" w:after="100" w:afterAutospacing="1" w:line="240" w:lineRule="auto"/>
         <w:ind w:left="708"/>
         <w:jc w:val="both"/>
         <w:rPr>
-          <w:rFonts w:cs="Arial"/>
-        </w:rPr>
-      </w:pPr>
-      <w:r>
-        <w:rPr>
-          <w:rFonts w:cs="Arial"/>
-          <w:b/>
-          <w:bCs/>
-        </w:rPr>
+          <w:rFonts w:eastAsia="Times New Roman" w:cs="Times New Roman"/>
+          <w:kern w:val="0"/>
+          <w:lang w:eastAsia="de-AT"/>
+          <w14:ligatures w14:val="none"/>
+        </w:rPr>
+      </w:pPr>
+      <w:r>
+        <w:rPr>
+          <w:rFonts w:eastAsia="Times New Roman" w:cs="Times New Roman"/>
+          <w:b/>
+          <w:bCs/>
+          <w:kern w:val="0"/>
+          <w:lang w:eastAsia="de-AT"/>
+          <w14:ligatures w14:val="none"/>
+        </w:rPr>
+        <w:lastRenderedPageBreak/>
         <w:t>Temperatureffekt:</w:t>
       </w:r>
       <w:r>
         <w:rPr>
-          <w:rFonts w:cs="Arial"/>
-        </w:rPr>
-        <w:t xml:space="preserve"> Paradoxerweise arbeiten Solarzellen bei niedrigeren Temperaturen effizienter. Im Sommer kann die Modultemperatur über 60°C erreichen, was die Leistung um etwa 10-15% reduziert. Im Winter hingegen profitiert man von der besseren Effizienz bei kalten Temperaturen.</w:t>
-      </w:r>
-    </w:p>
-    <w:p>
-      <w:pPr>
+          <w:rFonts w:eastAsia="Times New Roman" w:cs="Times New Roman"/>
+          <w:kern w:val="0"/>
+          <w:lang w:eastAsia="de-AT"/>
+          <w14:ligatures w14:val="none"/>
+        </w:rPr>
+        <w:t xml:space="preserve"> Kristalline Silizium-Solarzellen weisen einen negativen Temperaturkoeffizienten von typischerweise -0,4% bis -0,5% pro °C auf [4]. Das enjoysolar 180W Modul hat laut Datenblatt einen Temperaturkoeffizienten von -0,45%/°C [3]. Im Sommer kann die Modultemperatur über 60°C erreichen, was die Leistung um etwa 10-15% gegenüber den Standard-Testbedingungen (25°C) reduziert. Im Winter hingegen profitiert man von der besseren Effizienz bei kalten Temperaturen.</w:t>
+      </w:r>
+    </w:p>
+    <w:p>
+      <w:pPr>
+        <w:spacing w:before="100" w:beforeAutospacing="1" w:after="100" w:afterAutospacing="1" w:line="240" w:lineRule="auto"/>
         <w:ind w:left="708"/>
         <w:jc w:val="both"/>
         <w:rPr>
-          <w:rFonts w:cs="Arial"/>
-        </w:rPr>
-      </w:pPr>
-      <w:r>
-        <w:rPr>
-          <w:rFonts w:cs="Arial"/>
-        </w:rPr>
-        <w:lastRenderedPageBreak/>
+          <w:rFonts w:eastAsia="Times New Roman" w:cs="Times New Roman"/>
+          <w:kern w:val="0"/>
+          <w:lang w:eastAsia="de-AT"/>
+          <w14:ligatures w14:val="none"/>
+        </w:rPr>
+      </w:pPr>
+      <w:r>
+        <w:rPr>
+          <w:rFonts w:eastAsia="Times New Roman" w:cs="Times New Roman"/>
+          <w:kern w:val="0"/>
+          <w:lang w:eastAsia="de-AT"/>
+          <w14:ligatures w14:val="none"/>
+        </w:rPr>
         <w:t>Für die Dimensionierung des Systems ist daher der Winter-Worst-Case entscheidend: Wenige Sonnenstunden, geringe Einstrahlungsintensität und möglicherweise mehrere bewölkte Tage hintereinander.</w:t>
       </w:r>
     </w:p>
     <w:p>
       <w:pPr>
+        <w:spacing w:before="100" w:beforeAutospacing="1" w:after="100" w:afterAutospacing="1" w:line="240" w:lineRule="auto"/>
+        <w:rPr>
+          <w:rFonts w:eastAsia="Times New Roman" w:cs="Times New Roman"/>
+          <w:b/>
+          <w:bCs/>
+          <w:kern w:val="0"/>
+          <w:lang w:eastAsia="de-AT"/>
+          <w14:ligatures w14:val="none"/>
+        </w:rPr>
+      </w:pPr>
+    </w:p>
+    <w:p>
+      <w:pPr>
+        <w:spacing w:before="100" w:beforeAutospacing="1" w:after="100" w:afterAutospacing="1" w:line="240" w:lineRule="auto"/>
+        <w:rPr>
+          <w:rFonts w:eastAsia="Times New Roman" w:cs="Times New Roman"/>
+          <w:kern w:val="0"/>
+          <w:lang w:eastAsia="de-AT"/>
+          <w14:ligatures w14:val="none"/>
+        </w:rPr>
+      </w:pPr>
+      <w:r>
+        <w:rPr>
+          <w:rFonts w:eastAsia="Times New Roman" w:cs="Times New Roman"/>
+          <w:b/>
+          <w:bCs/>
+          <w:kern w:val="0"/>
+          <w:lang w:eastAsia="de-AT"/>
+          <w14:ligatures w14:val="none"/>
+        </w:rPr>
+        <w:t>Quellenvorschläge für dein Literaturverzeichnis:</w:t>
+      </w:r>
+    </w:p>
+    <w:p>
+      <w:pPr>
+        <w:spacing w:before="100" w:beforeAutospacing="1" w:after="100" w:afterAutospacing="1" w:line="240" w:lineRule="auto"/>
+        <w:rPr>
+          <w:rFonts w:eastAsia="Times New Roman" w:cs="Times New Roman"/>
+          <w:kern w:val="0"/>
+          <w:lang w:eastAsia="de-AT"/>
+          <w14:ligatures w14:val="none"/>
+        </w:rPr>
+      </w:pPr>
+      <w:r>
+        <w:rPr>
+          <w:rFonts w:eastAsia="Times New Roman" w:cs="Times New Roman"/>
+          <w:kern w:val="0"/>
+          <w:lang w:eastAsia="de-AT"/>
+          <w14:ligatures w14:val="none"/>
+        </w:rPr>
+        <w:t>[1] ZAMG - Zentralanstalt für Meteorologie und Geodynamik: Sonnenscheindauer Österreich (</w:t>
+      </w:r>
+      <w:hyperlink r:id="rId4" w:history="1">
+        <w:r>
+          <w:rPr>
+            <w:rFonts w:eastAsia="Times New Roman" w:cs="Times New Roman"/>
+            <w:color w:val="0000FF"/>
+            <w:kern w:val="0"/>
+            <w:u w:val="single"/>
+            <w:lang w:eastAsia="de-AT"/>
+            <w14:ligatures w14:val="none"/>
+          </w:rPr>
+          <w:t>https://www.zamg.ac.at</w:t>
+        </w:r>
+      </w:hyperlink>
+      <w:r>
+        <w:rPr>
+          <w:rFonts w:eastAsia="Times New Roman" w:cs="Times New Roman"/>
+          <w:kern w:val="0"/>
+          <w:lang w:eastAsia="de-AT"/>
+          <w14:ligatures w14:val="none"/>
+        </w:rPr>
+        <w:t>)</w:t>
+      </w:r>
+    </w:p>
+    <w:p>
+      <w:pPr>
+        <w:spacing w:before="100" w:beforeAutospacing="1" w:after="100" w:afterAutospacing="1" w:line="240" w:lineRule="auto"/>
+        <w:rPr>
+          <w:rFonts w:eastAsia="Times New Roman" w:cs="Times New Roman"/>
+          <w:kern w:val="0"/>
+          <w:lang w:val="en-GB" w:eastAsia="de-AT"/>
+          <w14:ligatures w14:val="none"/>
+        </w:rPr>
+      </w:pPr>
+      <w:r>
+        <w:rPr>
+          <w:rFonts w:eastAsia="Times New Roman" w:cs="Times New Roman"/>
+          <w:kern w:val="0"/>
+          <w:lang w:val="en-GB" w:eastAsia="de-AT"/>
+          <w14:ligatures w14:val="none"/>
+        </w:rPr>
+        <w:t>[2] PVGIS - Photovoltaic Geographical Information System, European Commission, JRC (</w:t>
+      </w:r>
+      <w:hyperlink r:id="rId5" w:history="1">
+        <w:r>
+          <w:rPr>
+            <w:rFonts w:eastAsia="Times New Roman" w:cs="Times New Roman"/>
+            <w:color w:val="0000FF"/>
+            <w:kern w:val="0"/>
+            <w:u w:val="single"/>
+            <w:lang w:val="en-GB" w:eastAsia="de-AT"/>
+            <w14:ligatures w14:val="none"/>
+          </w:rPr>
+          <w:t>https://re.jrc.ec.europa.eu/pvg_tools/en/</w:t>
+        </w:r>
+      </w:hyperlink>
+      <w:r>
+        <w:rPr>
+          <w:rFonts w:eastAsia="Times New Roman" w:cs="Times New Roman"/>
+          <w:kern w:val="0"/>
+          <w:lang w:val="en-GB" w:eastAsia="de-AT"/>
+          <w14:ligatures w14:val="none"/>
+        </w:rPr>
+        <w:t>)</w:t>
+      </w:r>
+    </w:p>
+    <w:p>
+      <w:pPr>
+        <w:spacing w:before="100" w:beforeAutospacing="1" w:after="100" w:afterAutospacing="1" w:line="240" w:lineRule="auto"/>
+        <w:rPr>
+          <w:rFonts w:eastAsia="Times New Roman" w:cs="Times New Roman"/>
+          <w:kern w:val="0"/>
+          <w:lang w:val="en-GB" w:eastAsia="de-AT"/>
+          <w14:ligatures w14:val="none"/>
+        </w:rPr>
+      </w:pPr>
+      <w:r>
+        <w:rPr>
+          <w:rFonts w:eastAsia="Times New Roman" w:cs="Times New Roman"/>
+          <w:kern w:val="0"/>
+          <w:lang w:val="en-GB" w:eastAsia="de-AT"/>
+          <w14:ligatures w14:val="none"/>
+        </w:rPr>
+        <w:t>[3] enjoysolar: Datenblatt Poly 180W 12V Solarmodul (</w:t>
+      </w:r>
+      <w:hyperlink r:id="rId6" w:history="1">
+        <w:r>
+          <w:rPr>
+            <w:rFonts w:eastAsia="Times New Roman" w:cs="Times New Roman"/>
+            <w:color w:val="0000FF"/>
+            <w:kern w:val="0"/>
+            <w:u w:val="single"/>
+            <w:lang w:val="en-GB" w:eastAsia="de-AT"/>
+            <w14:ligatures w14:val="none"/>
+          </w:rPr>
+          <w:t>https://www.enjoysolar.de</w:t>
+        </w:r>
+      </w:hyperlink>
+      <w:r>
+        <w:rPr>
+          <w:rFonts w:eastAsia="Times New Roman" w:cs="Times New Roman"/>
+          <w:kern w:val="0"/>
+          <w:lang w:val="en-GB" w:eastAsia="de-AT"/>
+          <w14:ligatures w14:val="none"/>
+        </w:rPr>
+        <w:t>)</w:t>
+      </w:r>
+    </w:p>
+    <w:p>
+      <w:pPr>
+        <w:spacing w:before="100" w:beforeAutospacing="1" w:after="100" w:afterAutospacing="1" w:line="240" w:lineRule="auto"/>
+        <w:rPr>
+          <w:rFonts w:eastAsia="Times New Roman" w:cs="Times New Roman"/>
+          <w:kern w:val="0"/>
+          <w:lang w:val="en-GB" w:eastAsia="de-AT"/>
+          <w14:ligatures w14:val="none"/>
+        </w:rPr>
+      </w:pPr>
+      <w:r>
+        <w:rPr>
+          <w:rFonts w:eastAsia="Times New Roman" w:cs="Times New Roman"/>
+          <w:kern w:val="0"/>
+          <w:lang w:val="en-GB" w:eastAsia="de-AT"/>
+          <w14:ligatures w14:val="none"/>
+        </w:rPr>
+        <w:t>[4] IEC 61215: Terrestrial photovoltaic (PV) modules - Design qualification and type approval</w:t>
+      </w:r>
+    </w:p>
+    <w:p>
+      <w:pPr>
+        <w:spacing w:before="100" w:beforeAutospacing="1" w:after="100" w:afterAutospacing="1" w:line="240" w:lineRule="auto"/>
+        <w:rPr>
+          <w:rFonts w:eastAsia="Times New Roman" w:cs="Times New Roman"/>
+          <w:b/>
+          <w:bCs/>
+          <w:kern w:val="0"/>
+          <w:lang w:eastAsia="de-AT"/>
+          <w14:ligatures w14:val="none"/>
+        </w:rPr>
+      </w:pPr>
+    </w:p>
+    <w:p>
+      <w:pPr>
+        <w:spacing w:before="100" w:beforeAutospacing="1" w:after="100" w:afterAutospacing="1" w:line="240" w:lineRule="auto"/>
+        <w:rPr>
+          <w:rFonts w:eastAsia="Times New Roman" w:cs="Times New Roman"/>
+          <w:kern w:val="0"/>
+          <w:lang w:eastAsia="de-AT"/>
+          <w14:ligatures w14:val="none"/>
+        </w:rPr>
+      </w:pPr>
+      <w:r>
+        <w:rPr>
+          <w:rFonts w:eastAsia="Times New Roman" w:cs="Times New Roman"/>
+          <w:b/>
+          <w:bCs/>
+          <w:kern w:val="0"/>
+          <w:lang w:eastAsia="de-AT"/>
+          <w14:ligatures w14:val="none"/>
+        </w:rPr>
+        <w:t>Hinweis:</w:t>
+      </w:r>
+      <w:r>
+        <w:rPr>
+          <w:rFonts w:eastAsia="Times New Roman" w:cs="Times New Roman"/>
+          <w:kern w:val="0"/>
+          <w:lang w:eastAsia="de-AT"/>
+          <w14:ligatures w14:val="none"/>
+        </w:rPr>
+        <w:t xml:space="preserve"> Den genauen Temperaturkoeffizienten (-0,45%/°C) findest du im enjoysolar Datenblatt. Falls dort ein anderer Wert steht, passe ihn entsprechend an. Die meisten kristallinen Module liegen im Bereich -0,4% bis -0,5%/°C.</w:t>
+      </w:r>
+    </w:p>
+    <w:p>
+      <w:pPr>
         <w:ind w:left="708"/>
+        <w:jc w:val="both"/>
         <w:rPr>
           <w:rFonts w:cs="Arial"/>
         </w:rPr>
@@ -954,7 +1222,6 @@
   <w:style w:type="character" w:default="1" w:styleId="Absatz-Standardschriftart">
     <w:name w:val="Default Paragraph Font"/>
     <w:uiPriority w:val="1"/>
-    <w:semiHidden/>
     <w:unhideWhenUsed/>
   </w:style>
   <w:style w:type="table" w:default="1" w:styleId="NormaleTabelle">
@@ -1266,6 +1533,29 @@
       <w:smallCaps/>
       <w:color w:val="0F4761" w:themeColor="accent1" w:themeShade="BF"/>
       <w:spacing w:val="5"/>
+    </w:rPr>
+  </w:style>
+  <w:style w:type="character" w:styleId="Hyperlink">
+    <w:name w:val="Hyperlink"/>
+    <w:basedOn w:val="Absatz-Standardschriftart"/>
+    <w:uiPriority w:val="99"/>
+    <w:unhideWhenUsed/>
+    <w:rsid w:val="004532AA"/>
+    <w:rPr>
+      <w:color w:val="467886" w:themeColor="hyperlink"/>
+      <w:u w:val="single"/>
+    </w:rPr>
+  </w:style>
+  <w:style w:type="character" w:styleId="NichtaufgelsteErwhnung">
+    <w:name w:val="Unresolved Mention"/>
+    <w:basedOn w:val="Absatz-Standardschriftart"/>
+    <w:uiPriority w:val="99"/>
+    <w:semiHidden/>
+    <w:unhideWhenUsed/>
+    <w:rsid w:val="004532AA"/>
+    <w:rPr>
+      <w:color w:val="605E5C"/>
+      <w:shd w:val="clear" w:color="auto" w:fill="E1DFDD"/>
     </w:rPr>
   </w:style>
 </w:styles>
